--- a/en/wisdom-stories/ant-that-carries-water.docx
+++ b/en/wisdom-stories/ant-that-carries-water.docx
@@ -4,190 +4,102 @@
   <w:body>
     <w:p>
       <w:pPr>
-        <w:spacing w:before="0" w:after="60"/>
-        <w:jc w:val="left"/>
+        <w:pStyle w:val="Title"/>
       </w:pPr>
       <w:r>
-        <w:rPr>
-          <w:rFonts w:ascii="Arial" w:hAnsi="Arial" w:eastAsia="Arial"/>
-          <w:i w:val="0"/>
-          <w:color w:val="000000"/>
-          <w:sz w:val="52"/>
-        </w:rPr>
-        <w:t>Water-carrying ant</w:t>
+        <w:t>The Ant Carrying Water</w:t>
+      </w:r>
+    </w:p>
+    <w:p>
+      <w:pPr/>
+      <w:r>
+        <w:t>According to legend, Nimrod, the biblical ruler of Shinar, wanted to punish the prophet Abraham for standing in the way of his cruelty. He ordered a huge fire to be built in the town square, intending to throw Abraham into it. Every creature that saw the flames fled.</w:t>
       </w:r>
     </w:p>
     <w:p>
       <w:pPr>
-        <w:jc w:val="left"/>
+        <w:spacing w:after="80"/>
       </w:pPr>
       <w:r>
-        <w:rPr>
-          <w:rFonts w:ascii="Arial" w:hAnsi="Arial" w:eastAsia="Arial"/>
-          <w:i w:val="0"/>
-          <w:color w:val="000000"/>
-          <w:sz w:val="22"/>
-        </w:rPr>
-        <w:t>According to legend, Nimrod (a Biblical character, the ruler of the land of Shinar) wants to punish the prophet Abraham, whom he considers an obstacle to his cruelty, by throwing him into the fire. He builds a huge bonfire in the middle of the square. All living things that see the bonfire run away.</w:t>
+        <w:t>Meanwhile, an ant hurried toward the fire, carrying a drop of water in its mouth.</w:t>
       </w:r>
     </w:p>
     <w:p>
       <w:pPr>
-        <w:jc w:val="left"/>
+        <w:spacing w:after="80"/>
       </w:pPr>
       <w:r>
-        <w:rPr>
-          <w:rFonts w:ascii="Arial" w:hAnsi="Arial" w:eastAsia="Arial"/>
-          <w:i w:val="0"/>
-          <w:color w:val="000000"/>
-          <w:sz w:val="22"/>
-        </w:rPr>
-        <w:t>Meanwhile, an ant with a drop of water in its mouth starts running towards the bonfire in a hurry.</w:t>
+        <w:t>Another ant saw it and asked:</w:t>
       </w:r>
     </w:p>
     <w:p>
       <w:pPr>
-        <w:jc w:val="left"/>
+        <w:spacing w:after="80"/>
       </w:pPr>
       <w:r>
-        <w:rPr>
-          <w:rFonts w:ascii="Arial" w:hAnsi="Arial" w:eastAsia="Arial"/>
-          <w:i w:val="0"/>
-          <w:color w:val="000000"/>
-          <w:sz w:val="22"/>
-        </w:rPr>
-        <w:t>Seeing it, another ant asks:</w:t>
+        <w:t>“Where are you going in such a hurry?”</w:t>
+      </w:r>
+    </w:p>
+    <w:p>
+      <w:pPr/>
+      <w:r>
+        <w:t>“Haven’t you heard? Nimrod is going to throw the prophet Abraham into the fire!” the first ant replied anxiously.</w:t>
+      </w:r>
+    </w:p>
+    <w:p>
+      <w:pPr/>
+      <w:r>
+        <w:t>“You can’t have seen the size of that fire,” the other ant scoffed. “There’s nothing to do but run. Do you really think you can put it out with a single drop of water?”</w:t>
       </w:r>
     </w:p>
     <w:p>
       <w:pPr>
-        <w:jc w:val="left"/>
+        <w:spacing w:after="80"/>
       </w:pPr>
       <w:r>
-        <w:rPr>
-          <w:rFonts w:ascii="Arial" w:hAnsi="Arial" w:eastAsia="Arial"/>
-          <w:i w:val="0"/>
-          <w:color w:val="000000"/>
-          <w:sz w:val="22"/>
-        </w:rPr>
-        <w:t>— Where are you running in such a hurry?</w:t>
+        <w:t>The first ant replied:</w:t>
       </w:r>
     </w:p>
     <w:p>
       <w:pPr>
-        <w:jc w:val="left"/>
+        <w:keepNext/>
+        <w:spacing w:after="80"/>
       </w:pPr>
       <w:r>
-        <w:rPr>
-          <w:rFonts w:ascii="Arial" w:hAnsi="Arial" w:eastAsia="Arial"/>
-          <w:i w:val="0"/>
-          <w:color w:val="000000"/>
-          <w:sz w:val="22"/>
-        </w:rPr>
-        <w:t>— Haven't you heard that Nimrod is going to throw the prophet Abraham into the fire? — the water-carrying ant does not hide his concern.</w:t>
+        <w:t>“Even if I can’t put it out, at least everyone will know whose side I’m on.”</w:t>
       </w:r>
     </w:p>
     <w:p>
       <w:pPr>
-        <w:jc w:val="left"/>
+        <w:keepNext/>
+        <w:keepLines/>
+        <w:spacing w:before="160"/>
       </w:pPr>
       <w:r>
         <w:rPr>
-          <w:rFonts w:ascii="Arial" w:hAnsi="Arial" w:eastAsia="Arial"/>
-          <w:i w:val="0"/>
-          <w:color w:val="000000"/>
-          <w:sz w:val="22"/>
+          <w:b/>
         </w:rPr>
-        <w:t>— You probably haven't seen that bonfire. It's a huge bonfire, there's no other way but to run. Will you put out that bonfire with this drop of water in your mouth? — the second ant asks mockingly.</w:t>
+        <w:t>Moral:</w:t>
+      </w:r>
+      <w:r>
+        <w:t xml:space="preserve"> Even when you cannot change the outcome, you can stand up for what is right. Being there for someone you love in a time of trouble matters in itself.</w:t>
       </w:r>
     </w:p>
     <w:p>
       <w:pPr>
-        <w:jc w:val="left"/>
+        <w:spacing w:after="80"/>
       </w:pPr>
       <w:r>
         <w:rPr>
-          <w:rFonts w:ascii="Arial" w:hAnsi="Arial" w:eastAsia="Arial"/>
-          <w:i w:val="0"/>
-          <w:color w:val="000000"/>
-          <w:sz w:val="22"/>
+          <w:i/>
+          <w:sz w:val="18"/>
         </w:rPr>
-        <w:t>The water-carrying ant replies:</w:t>
-      </w:r>
-    </w:p>
-    <w:p>
-      <w:pPr>
-        <w:jc w:val="left"/>
-      </w:pPr>
-      <w:r>
-        <w:rPr>
-          <w:rFonts w:ascii="Arial" w:hAnsi="Arial" w:eastAsia="Arial"/>
-          <w:i w:val="0"/>
-          <w:color w:val="000000"/>
-          <w:sz w:val="22"/>
-        </w:rPr>
-        <w:t>— Even if I can't put it out, at least it will be clear whose side I'm on.</w:t>
-      </w:r>
-    </w:p>
-    <w:p>
-      <w:pPr>
-        <w:pStyle w:val="Moral"/>
-        <w:keepNext/>
-        <w:keepLines/>
-        <w:widowControl/>
-        <w:spacing w:before="240" w:after="180" w:line="283" w:lineRule="auto"/>
-        <w:ind w:left="240" w:right="240"/>
-        <w:jc w:val="left"/>
-        <w:pBdr>
-          <w:top w:val="single" w:sz="8" w:space="7" w:color="E8D59A"/>
-          <w:left w:val="single" w:sz="32" w:space="11" w:color="C6A23A"/>
-          <w:bottom w:val="single" w:sz="8" w:space="7" w:color="E8D59A"/>
-          <w:right w:val="single" w:sz="8" w:space="11" w:color="E8D59A"/>
-        </w:pBdr>
-        <w:shd w:val="clear" w:color="auto" w:fill="FFF8E1"/>
-      </w:pPr>
-      <w:r>
-        <w:rPr>
-          <w:rFonts w:ascii="Arial" w:hAnsi="Arial" w:eastAsia="Arial" w:cs="Arial"/>
-          <w:b/>
-          <w:i w:val="0"/>
-          <w:color w:val="9A7417"/>
-          <w:sz w:val="22"/>
-        </w:rPr>
-        <w:t xml:space="preserve">Moral: </w:t>
-      </w:r>
-      <w:r>
-        <w:rPr>
-          <w:rFonts w:ascii="Arial" w:hAnsi="Arial" w:eastAsia="Arial" w:cs="Arial"/>
-          <w:b w:val="0"/>
-          <w:i w:val="0"/>
-          <w:color w:val="3F3826"/>
-          <w:sz w:val="22"/>
-        </w:rPr>
-        <w:t>Even if you can't, at least stand by the truth. Being there for your loved one when they're in trouble is a value in itself.</w:t>
-      </w:r>
-    </w:p>
-    <w:p>
-      <w:pPr>
-        <w:keepLines/>
-        <w:widowControl/>
-        <w:spacing w:before="60" w:after="0" w:line="240" w:lineRule="auto"/>
-        <w:jc w:val="right"/>
-      </w:pPr>
-      <w:r>
-        <w:rPr>
-          <w:rFonts w:ascii="Arial" w:hAnsi="Arial" w:eastAsia="Arial" w:cs="Arial"/>
-          <w:b w:val="0"/>
-          <w:i/>
-          <w:color w:val="8A7950"/>
-          <w:sz w:val="17"/>
-        </w:rPr>
-        <w:t>The story was obtained from open Internet sources.</w:t>
+        <w:t>Source: Publicly available internet sources.</w:t>
       </w:r>
     </w:p>
     <w:sectPr>
       <w:pgSz w:w="12240" w:h="15840"/>
-      <w:pgMar w:top="1440" w:right="1440" w:bottom="1440" w:left="1440" w:header="708" w:footer="708" w:gutter="0"/>
+      <w:pgMar w:top="1080" w:right="1224" w:bottom="1080" w:left="1224" w:header="720" w:footer="720" w:gutter="0"/>
       <w:cols w:space="720"/>
       <w:docGrid w:linePitch="360"/>
     </w:sectPr>
@@ -559,12 +471,14 @@
     <w:qFormat/>
     <w:rsid w:val="00FC693F"/>
     <w:pPr>
-      <w:spacing w:before="0" w:after="160" w:line="276" w:lineRule="auto"/>
+      <w:widowControl/>
+      <w:spacing w:after="120" w:line="259" w:lineRule="auto"/>
     </w:pPr>
     <w:rPr>
-      <w:rFonts w:ascii="Arial" w:hAnsi="Arial" w:eastAsia="Arial"/>
+      <w:rFonts w:ascii="Arial" w:hAnsi="Arial"/>
       <w:color w:val="000000"/>
       <w:sz w:val="22"/>
+      <w:lang w:val="en-US"/>
     </w:rPr>
   </w:style>
   <w:style w:type="paragraph" w:styleId="Header">
@@ -908,18 +822,17 @@
     <w:qFormat/>
     <w:rsid w:val="00FC693F"/>
     <w:pPr>
-      <w:pBdr>
-        <w:bottom w:val="single" w:sz="8" w:space="4" w:color="4F81BD" w:themeColor="accent1"/>
-      </w:pBdr>
-      <w:spacing w:after="300" w:line="240" w:lineRule="auto"/>
+      <w:keepNext/>
+      <w:spacing w:after="280" w:line="240" w:lineRule="auto"/>
       <w:contextualSpacing/>
     </w:pPr>
     <w:rPr>
-      <w:rFonts w:asciiTheme="majorHAnsi" w:eastAsiaTheme="majorEastAsia" w:hAnsiTheme="majorHAnsi" w:cstheme="majorBidi"/>
-      <w:color w:val="17365D" w:themeColor="text2" w:themeShade="BF"/>
+      <w:rFonts w:asciiTheme="majorHAnsi" w:eastAsiaTheme="majorEastAsia" w:hAnsiTheme="majorHAnsi" w:cstheme="majorBidi" w:ascii="Arial" w:hAnsi="Arial"/>
+      <w:b/>
+      <w:color w:val="000000"/>
       <w:spacing w:val="5"/>
       <w:kern w:val="28"/>
-      <w:sz w:val="52"/>
+      <w:sz w:val="34"/>
       <w:szCs w:val="52"/>
     </w:rPr>
   </w:style>
@@ -1395,9 +1308,6 @@
     <w:qFormat/>
     <w:rsid w:val="00FC693F"/>
     <w:pPr>
-      <w:pBdr>
-        <w:bottom w:val="single" w:sz="4" w:space="4" w:color="4F81BD" w:themeColor="accent1"/>
-      </w:pBdr>
       <w:spacing w:before="200" w:after="280"/>
       <w:ind w:left="936" w:right="936"/>
     </w:pPr>
@@ -12248,18 +12158,6 @@
         <w:shd w:val="clear" w:color="auto" w:fill="FBCAA2" w:themeFill="accent6" w:themeFillTint="7F"/>
       </w:tcPr>
     </w:tblStylePr>
-  </w:style>
-  <w:style w:type="paragraph" w:customStyle="1" w:styleId="Moral">
-    <w:name w:val="Moral"/>
-    <w:basedOn w:val="Normal"/>
-    <w:pPr>
-      <w:spacing w:before="160" w:after="0" w:line="276" w:lineRule="auto"/>
-    </w:pPr>
-    <w:rPr>
-      <w:rFonts w:ascii="Arial" w:hAnsi="Arial" w:eastAsia="Arial"/>
-      <w:i/>
-      <w:sz w:val="22"/>
-    </w:rPr>
   </w:style>
 </w:styles>
 </file>

--- a/en/wisdom-stories/ant-that-carries-water.docx
+++ b/en/wisdom-stories/ant-that-carries-water.docx
@@ -13,7 +13,7 @@
     <w:p>
       <w:pPr/>
       <w:r>
-        <w:t>According to legend, Nimrod, the biblical ruler of Shinar, wanted to punish the prophet Abraham for standing in the way of his cruelty. He ordered a huge fire to be built in the town square, intending to throw Abraham into it. Every creature that saw the flames fled.</w:t>
+        <w:t>According to legend, Nimrod, the biblical ruler of Shinar, wanted to punish the prophet Abraham, whom he believed stood in the way of his tyranny. He ordered a huge fire to be built in the town square, intending to throw Abraham into it. Every creature that saw the flames fled.</w:t>
       </w:r>
     </w:p>
     <w:p>
@@ -79,11 +79,9 @@
         <w:rPr>
           <w:b/>
         </w:rPr>
-        <w:t>Moral:</w:t>
+        <w:t>Moral: Even when you cannot change the outcome, you can stand up for what is right. Being there for someone you love in a time of trouble matters in itself.</w:t>
       </w:r>
-      <w:r>
-        <w:t xml:space="preserve"> Even when you cannot change the outcome, you can stand up for what is right. Being there for someone you love in a time of trouble matters in itself.</w:t>
-      </w:r>
+      <w:r/>
     </w:p>
     <w:p>
       <w:pPr>
@@ -94,7 +92,7 @@
           <w:i/>
           <w:sz w:val="18"/>
         </w:rPr>
-        <w:t>Source: Publicly available internet sources.</w:t>
+        <w:t>Stories are taken from open Internet sources; illustrations were created with AI.</w:t>
       </w:r>
     </w:p>
     <w:sectPr>
